--- a/backend-google-docs/08-mongodb.docx
+++ b/backend-google-docs/08-mongodb.docx
@@ -2716,7 +2716,7 @@
       </w:pPr>
       <w:r>
         <w:rPr/>
-        <w:t>🎯 From Your Resume</w:t>
+        <w:t>🟢 More Basics</w:t>
       </w:r>
     </w:p>
     <w:p>
@@ -2736,13 +2736,30 @@
           <w:color w:val="1F3A5F"/>
           <w:sz w:val="24"/>
         </w:rPr>
-        <w:t>Q16. "How did you model the Blood Bank data in MongoDB?"</w:t>
-      </w:r>
-      <w:r>
-        <w:rPr>
+        <w:t xml:space="preserve">Q16. What is the </w:t>
+      </w:r>
+      <w:r>
+        <w:rPr>
+          <w:rFonts w:ascii="Courier New" w:hAnsi="Courier New"/>
+          <w:b/>
           <w:color w:val="1F3A5F"/>
           <w:sz w:val="24"/>
         </w:rPr>
+        <w:t>_id</w:t>
+      </w:r>
+      <w:r>
+        <w:rPr>
+          <w:b/>
+          <w:color w:val="1F3A5F"/>
+          <w:sz w:val="24"/>
+        </w:rPr>
+        <w:t xml:space="preserve"> field, and what is an ObjectId?</w:t>
+      </w:r>
+      <w:r>
+        <w:rPr>
+          <w:color w:val="1F3A5F"/>
+          <w:sz w:val="24"/>
+        </w:rPr>
       </w:r>
     </w:p>
     <w:p>
@@ -2757,22 +2774,7 @@
       </w:r>
       <w:r>
         <w:rPr/>
-        <w:t xml:space="preserve"> Separate collections for donors, hospitals, organisations, donations and inventory, with references, because donation history grows without bound.</w:t>
-      </w:r>
-    </w:p>
-    <w:p>
-      <w:r>
-        <w:rPr/>
-      </w:r>
-      <w:r>
-        <w:rPr>
-          <w:b/>
-        </w:rPr>
-        <w:t>Explanation:</w:t>
-      </w:r>
-      <w:r>
-        <w:rPr/>
-        <w:t xml:space="preserve"> Inventory updates used atomic </w:t>
+        <w:t xml:space="preserve"> Every document has a unique </w:t>
       </w:r>
       <w:r>
         <w:rPr>
@@ -2780,11 +2782,11 @@
           <w:color w:val="B42318"/>
           <w:sz w:val="20"/>
         </w:rPr>
-        <w:t>$inc</w:t>
-      </w:r>
-      <w:r>
-        <w:rPr/>
-        <w:t xml:space="preserve"> with conditions so stock couldn't go negative.</w:t>
+        <w:t>_id</w:t>
+      </w:r>
+      <w:r>
+        <w:rPr/>
+        <w:t>; by default it's an ObjectId containing a timestamp, a random value and a counter.</w:t>
       </w:r>
     </w:p>
     <w:p>
@@ -2795,11 +2797,11 @@
         <w:rPr>
           <w:b/>
         </w:rPr>
-        <w:t>Example:</w:t>
-      </w:r>
-      <w:r>
-        <w:rPr/>
-        <w:t xml:space="preserve"> </w:t>
+        <w:t>Explanation:</w:t>
+      </w:r>
+      <w:r>
+        <w:rPr/>
+        <w:t xml:space="preserve"> ObjectIds are roughly time-ordered, so sorting by </w:t>
       </w:r>
       <w:r>
         <w:rPr>
@@ -2807,11 +2809,26 @@
           <w:color w:val="B42318"/>
           <w:sz w:val="20"/>
         </w:rPr>
-        <w:t>donations: { donorId, organisationId, bloodGroup, units, date }</w:t>
-      </w:r>
-      <w:r>
-        <w:rPr/>
-        <w:t xml:space="preserve"> with an index on </w:t>
+        <w:t>_id</w:t>
+      </w:r>
+      <w:r>
+        <w:rPr/>
+        <w:t xml:space="preserve"> approximates insertion order.</w:t>
+      </w:r>
+    </w:p>
+    <w:p>
+      <w:r>
+        <w:rPr/>
+      </w:r>
+      <w:r>
+        <w:rPr>
+          <w:b/>
+        </w:rPr>
+        <w:t>Example:</w:t>
+      </w:r>
+      <w:r>
+        <w:rPr/>
+        <w:t xml:space="preserve"> </w:t>
       </w:r>
       <w:r>
         <w:rPr>
@@ -2819,11 +2836,11 @@
           <w:color w:val="B42318"/>
           <w:sz w:val="20"/>
         </w:rPr>
-        <w:t>(organisationId, date)</w:t>
-      </w:r>
-      <w:r>
-        <w:rPr/>
-        <w:t>.</w:t>
+        <w:t>ObjectId("66f1…").getTimestamp()</w:t>
+      </w:r>
+      <w:r>
+        <w:rPr/>
+        <w:t xml:space="preserve"> returns its creation time.</w:t>
       </w:r>
     </w:p>
     <w:p>
@@ -2838,7 +2855,7 @@
       </w:r>
       <w:r>
         <w:rPr/>
-        <w:t xml:space="preserve"> "Each role had its own collection, donations referenced donors because history grows forever, and inventory changes were atomic increments with a check, so stock couldn't go below zero."</w:t>
+        <w:t xml:space="preserve"> "ObjectIds are unique and roughly time-ordered, which makes _id handy for cursor pagination."</w:t>
       </w:r>
     </w:p>
     <w:p>
@@ -2865,7 +2882,2926 @@
           <w:color w:val="1F3A5F"/>
           <w:sz w:val="24"/>
         </w:rPr>
-        <w:t>Q17. "Would you use MongoDB again for those projects?"</w:t>
+        <w:t>Q17. What are the basic CRUD operations?</w:t>
+      </w:r>
+      <w:r>
+        <w:rPr>
+          <w:color w:val="1F3A5F"/>
+          <w:sz w:val="24"/>
+        </w:rPr>
+      </w:r>
+    </w:p>
+    <w:p>
+      <w:r>
+        <w:rPr/>
+      </w:r>
+      <w:r>
+        <w:rPr>
+          <w:b/>
+        </w:rPr>
+        <w:t>Short answer:</w:t>
+      </w:r>
+      <w:r>
+        <w:rPr/>
+        <w:t xml:space="preserve"> </w:t>
+      </w:r>
+      <w:r>
+        <w:rPr>
+          <w:rFonts w:ascii="Courier New" w:hAnsi="Courier New"/>
+          <w:color w:val="B42318"/>
+          <w:sz w:val="20"/>
+        </w:rPr>
+        <w:t>insertOne/insertMany</w:t>
+      </w:r>
+      <w:r>
+        <w:rPr/>
+        <w:t xml:space="preserve">, </w:t>
+      </w:r>
+      <w:r>
+        <w:rPr>
+          <w:rFonts w:ascii="Courier New" w:hAnsi="Courier New"/>
+          <w:color w:val="B42318"/>
+          <w:sz w:val="20"/>
+        </w:rPr>
+        <w:t>find/findOne</w:t>
+      </w:r>
+      <w:r>
+        <w:rPr/>
+        <w:t xml:space="preserve">, </w:t>
+      </w:r>
+      <w:r>
+        <w:rPr>
+          <w:rFonts w:ascii="Courier New" w:hAnsi="Courier New"/>
+          <w:color w:val="B42318"/>
+          <w:sz w:val="20"/>
+        </w:rPr>
+        <w:t>updateOne/updateMany</w:t>
+      </w:r>
+      <w:r>
+        <w:rPr/>
+        <w:t xml:space="preserve"> with operators, </w:t>
+      </w:r>
+      <w:r>
+        <w:rPr>
+          <w:rFonts w:ascii="Courier New" w:hAnsi="Courier New"/>
+          <w:color w:val="B42318"/>
+          <w:sz w:val="20"/>
+        </w:rPr>
+        <w:t>deleteOne/deleteMany</w:t>
+      </w:r>
+      <w:r>
+        <w:rPr/>
+        <w:t xml:space="preserve">, and </w:t>
+      </w:r>
+      <w:r>
+        <w:rPr>
+          <w:rFonts w:ascii="Courier New" w:hAnsi="Courier New"/>
+          <w:color w:val="B42318"/>
+          <w:sz w:val="20"/>
+        </w:rPr>
+        <w:t>replaceOne</w:t>
+      </w:r>
+      <w:r>
+        <w:rPr/>
+        <w:t>.</w:t>
+      </w:r>
+    </w:p>
+    <w:p>
+      <w:r>
+        <w:rPr/>
+      </w:r>
+      <w:r>
+        <w:rPr>
+          <w:b/>
+        </w:rPr>
+        <w:t>Explanation:</w:t>
+      </w:r>
+      <w:r>
+        <w:rPr/>
+        <w:t xml:space="preserve"> Always use update operators (</w:t>
+      </w:r>
+      <w:r>
+        <w:rPr>
+          <w:rFonts w:ascii="Courier New" w:hAnsi="Courier New"/>
+          <w:color w:val="B42318"/>
+          <w:sz w:val="20"/>
+        </w:rPr>
+        <w:t>$set</w:t>
+      </w:r>
+      <w:r>
+        <w:rPr/>
+        <w:t>), not full replacement, unless intended.</w:t>
+      </w:r>
+    </w:p>
+    <w:p>
+      <w:r>
+        <w:rPr/>
+      </w:r>
+      <w:r>
+        <w:rPr>
+          <w:b/>
+        </w:rPr>
+        <w:t>Example:</w:t>
+      </w:r>
+      <w:r>
+        <w:rPr/>
+        <w:t xml:space="preserve"> </w:t>
+      </w:r>
+      <w:r>
+        <w:rPr>
+          <w:rFonts w:ascii="Courier New" w:hAnsi="Courier New"/>
+          <w:color w:val="B42318"/>
+          <w:sz w:val="20"/>
+        </w:rPr>
+        <w:t>db.donors.updateOne({ _id }, { $set: { phone } })</w:t>
+      </w:r>
+      <w:r>
+        <w:rPr/>
+        <w:t>.</w:t>
+      </w:r>
+    </w:p>
+    <w:p>
+      <w:r>
+        <w:rPr/>
+      </w:r>
+      <w:r>
+        <w:rPr>
+          <w:b/>
+        </w:rPr>
+        <w:t>Say it like this:</w:t>
+      </w:r>
+      <w:r>
+        <w:rPr/>
+        <w:t xml:space="preserve"> "Updates use operators like $set, so I change only the fields I mean to."</w:t>
+      </w:r>
+    </w:p>
+    <w:p>
+      <w:pPr>
+        <w:pBdr>
+          <w:bottom w:val="single" w:sz="6" w:space="1" w:color="BFC7D5"/>
+        </w:pBdr>
+      </w:pPr>
+    </w:p>
+    <w:p>
+      <w:pPr>
+        <w:keepNext/>
+        <w:spacing w:before="200"/>
+      </w:pPr>
+      <w:r>
+        <w:rPr>
+          <w:color w:val="1F3A5F"/>
+          <w:sz w:val="24"/>
+        </w:rPr>
+      </w:r>
+      <w:r>
+        <w:rPr>
+          <w:b/>
+          <w:color w:val="1F3A5F"/>
+          <w:sz w:val="24"/>
+        </w:rPr>
+        <w:t>Q18. What query operators should you know?</w:t>
+      </w:r>
+      <w:r>
+        <w:rPr>
+          <w:color w:val="1F3A5F"/>
+          <w:sz w:val="24"/>
+        </w:rPr>
+      </w:r>
+    </w:p>
+    <w:p>
+      <w:r>
+        <w:rPr/>
+      </w:r>
+      <w:r>
+        <w:rPr>
+          <w:b/>
+        </w:rPr>
+        <w:t>Short answer:</w:t>
+      </w:r>
+      <w:r>
+        <w:rPr/>
+        <w:t xml:space="preserve"> Comparison (</w:t>
+      </w:r>
+      <w:r>
+        <w:rPr>
+          <w:rFonts w:ascii="Courier New" w:hAnsi="Courier New"/>
+          <w:color w:val="B42318"/>
+          <w:sz w:val="20"/>
+        </w:rPr>
+        <w:t>$eq</w:t>
+      </w:r>
+      <w:r>
+        <w:rPr/>
+        <w:t xml:space="preserve">, </w:t>
+      </w:r>
+      <w:r>
+        <w:rPr>
+          <w:rFonts w:ascii="Courier New" w:hAnsi="Courier New"/>
+          <w:color w:val="B42318"/>
+          <w:sz w:val="20"/>
+        </w:rPr>
+        <w:t>$gt</w:t>
+      </w:r>
+      <w:r>
+        <w:rPr/>
+        <w:t xml:space="preserve">, </w:t>
+      </w:r>
+      <w:r>
+        <w:rPr>
+          <w:rFonts w:ascii="Courier New" w:hAnsi="Courier New"/>
+          <w:color w:val="B42318"/>
+          <w:sz w:val="20"/>
+        </w:rPr>
+        <w:t>$in</w:t>
+      </w:r>
+      <w:r>
+        <w:rPr/>
+        <w:t>), logical (</w:t>
+      </w:r>
+      <w:r>
+        <w:rPr>
+          <w:rFonts w:ascii="Courier New" w:hAnsi="Courier New"/>
+          <w:color w:val="B42318"/>
+          <w:sz w:val="20"/>
+        </w:rPr>
+        <w:t>$and</w:t>
+      </w:r>
+      <w:r>
+        <w:rPr/>
+        <w:t xml:space="preserve">, </w:t>
+      </w:r>
+      <w:r>
+        <w:rPr>
+          <w:rFonts w:ascii="Courier New" w:hAnsi="Courier New"/>
+          <w:color w:val="B42318"/>
+          <w:sz w:val="20"/>
+        </w:rPr>
+        <w:t>$or</w:t>
+      </w:r>
+      <w:r>
+        <w:rPr/>
+        <w:t xml:space="preserve">, </w:t>
+      </w:r>
+      <w:r>
+        <w:rPr>
+          <w:rFonts w:ascii="Courier New" w:hAnsi="Courier New"/>
+          <w:color w:val="B42318"/>
+          <w:sz w:val="20"/>
+        </w:rPr>
+        <w:t>$not</w:t>
+      </w:r>
+      <w:r>
+        <w:rPr/>
+        <w:t>), element (</w:t>
+      </w:r>
+      <w:r>
+        <w:rPr>
+          <w:rFonts w:ascii="Courier New" w:hAnsi="Courier New"/>
+          <w:color w:val="B42318"/>
+          <w:sz w:val="20"/>
+        </w:rPr>
+        <w:t>$exists</w:t>
+      </w:r>
+      <w:r>
+        <w:rPr/>
+        <w:t>), array (</w:t>
+      </w:r>
+      <w:r>
+        <w:rPr>
+          <w:rFonts w:ascii="Courier New" w:hAnsi="Courier New"/>
+          <w:color w:val="B42318"/>
+          <w:sz w:val="20"/>
+        </w:rPr>
+        <w:t>$all</w:t>
+      </w:r>
+      <w:r>
+        <w:rPr/>
+        <w:t xml:space="preserve">, </w:t>
+      </w:r>
+      <w:r>
+        <w:rPr>
+          <w:rFonts w:ascii="Courier New" w:hAnsi="Courier New"/>
+          <w:color w:val="B42318"/>
+          <w:sz w:val="20"/>
+        </w:rPr>
+        <w:t>$elemMatch</w:t>
+      </w:r>
+      <w:r>
+        <w:rPr/>
+        <w:t>) and evaluation (</w:t>
+      </w:r>
+      <w:r>
+        <w:rPr>
+          <w:rFonts w:ascii="Courier New" w:hAnsi="Courier New"/>
+          <w:color w:val="B42318"/>
+          <w:sz w:val="20"/>
+        </w:rPr>
+        <w:t>$regex</w:t>
+      </w:r>
+      <w:r>
+        <w:rPr/>
+        <w:t xml:space="preserve">, </w:t>
+      </w:r>
+      <w:r>
+        <w:rPr>
+          <w:rFonts w:ascii="Courier New" w:hAnsi="Courier New"/>
+          <w:color w:val="B42318"/>
+          <w:sz w:val="20"/>
+        </w:rPr>
+        <w:t>$expr</w:t>
+      </w:r>
+      <w:r>
+        <w:rPr/>
+        <w:t>).</w:t>
+      </w:r>
+    </w:p>
+    <w:p>
+      <w:r>
+        <w:rPr/>
+      </w:r>
+      <w:r>
+        <w:rPr>
+          <w:b/>
+        </w:rPr>
+        <w:t>Explanation:</w:t>
+      </w:r>
+      <w:r>
+        <w:rPr/>
+        <w:t xml:space="preserve"> </w:t>
+      </w:r>
+      <w:r>
+        <w:rPr>
+          <w:rFonts w:ascii="Courier New" w:hAnsi="Courier New"/>
+          <w:color w:val="B42318"/>
+          <w:sz w:val="20"/>
+        </w:rPr>
+        <w:t>$elemMatch</w:t>
+      </w:r>
+      <w:r>
+        <w:rPr/>
+        <w:t xml:space="preserve"> applies several conditions to the same array element.</w:t>
+      </w:r>
+    </w:p>
+    <w:p>
+      <w:r>
+        <w:rPr/>
+      </w:r>
+      <w:r>
+        <w:rPr>
+          <w:b/>
+        </w:rPr>
+        <w:t>Example:</w:t>
+      </w:r>
+      <w:r>
+        <w:rPr/>
+        <w:t xml:space="preserve"> </w:t>
+      </w:r>
+      <w:r>
+        <w:rPr>
+          <w:rFonts w:ascii="Courier New" w:hAnsi="Courier New"/>
+          <w:color w:val="B42318"/>
+          <w:sz w:val="20"/>
+        </w:rPr>
+        <w:t>find({ questions: { $elemMatch: { type: 'mcq', points: { $gt: 5 } } } })</w:t>
+      </w:r>
+      <w:r>
+        <w:rPr/>
+        <w:t>.</w:t>
+      </w:r>
+    </w:p>
+    <w:p>
+      <w:r>
+        <w:rPr/>
+      </w:r>
+      <w:r>
+        <w:rPr>
+          <w:b/>
+        </w:rPr>
+        <w:t>Say it like this:</w:t>
+      </w:r>
+      <w:r>
+        <w:rPr/>
+        <w:t xml:space="preserve"> "elemMatch is the one people miss: it makes conditions apply to the same array element."</w:t>
+      </w:r>
+    </w:p>
+    <w:p>
+      <w:pPr>
+        <w:pBdr>
+          <w:bottom w:val="single" w:sz="6" w:space="1" w:color="BFC7D5"/>
+        </w:pBdr>
+      </w:pPr>
+    </w:p>
+    <w:p>
+      <w:pPr>
+        <w:keepNext/>
+        <w:spacing w:before="200"/>
+      </w:pPr>
+      <w:r>
+        <w:rPr>
+          <w:color w:val="1F3A5F"/>
+          <w:sz w:val="24"/>
+        </w:rPr>
+      </w:r>
+      <w:r>
+        <w:rPr>
+          <w:b/>
+          <w:color w:val="1F3A5F"/>
+          <w:sz w:val="24"/>
+        </w:rPr>
+        <w:t>Q19. What are projections?</w:t>
+      </w:r>
+      <w:r>
+        <w:rPr>
+          <w:color w:val="1F3A5F"/>
+          <w:sz w:val="24"/>
+        </w:rPr>
+      </w:r>
+    </w:p>
+    <w:p>
+      <w:r>
+        <w:rPr/>
+      </w:r>
+      <w:r>
+        <w:rPr>
+          <w:b/>
+        </w:rPr>
+        <w:t>Short answer:</w:t>
+      </w:r>
+      <w:r>
+        <w:rPr/>
+        <w:t xml:space="preserve"> Choosing which fields to return (</w:t>
+      </w:r>
+      <w:r>
+        <w:rPr>
+          <w:rFonts w:ascii="Courier New" w:hAnsi="Courier New"/>
+          <w:color w:val="B42318"/>
+          <w:sz w:val="20"/>
+        </w:rPr>
+        <w:t>{ name: 1, email: 1 }</w:t>
+      </w:r>
+      <w:r>
+        <w:rPr/>
+        <w:t>), reducing data transferred and memory used.</w:t>
+      </w:r>
+    </w:p>
+    <w:p>
+      <w:r>
+        <w:rPr/>
+      </w:r>
+      <w:r>
+        <w:rPr>
+          <w:b/>
+        </w:rPr>
+        <w:t>Explanation:</w:t>
+      </w:r>
+      <w:r>
+        <w:rPr/>
+        <w:t xml:space="preserve"> Never return sensitive fields like password hashes; exclude them by default in the schema (</w:t>
+      </w:r>
+      <w:r>
+        <w:rPr>
+          <w:rFonts w:ascii="Courier New" w:hAnsi="Courier New"/>
+          <w:color w:val="B42318"/>
+          <w:sz w:val="20"/>
+        </w:rPr>
+        <w:t>select: false</w:t>
+      </w:r>
+      <w:r>
+        <w:rPr/>
+        <w:t>).</w:t>
+      </w:r>
+    </w:p>
+    <w:p>
+      <w:r>
+        <w:rPr/>
+      </w:r>
+      <w:r>
+        <w:rPr>
+          <w:b/>
+        </w:rPr>
+        <w:t>Example:</w:t>
+      </w:r>
+      <w:r>
+        <w:rPr/>
+        <w:t xml:space="preserve"> </w:t>
+      </w:r>
+      <w:r>
+        <w:rPr>
+          <w:rFonts w:ascii="Courier New" w:hAnsi="Courier New"/>
+          <w:color w:val="B42318"/>
+          <w:sz w:val="20"/>
+        </w:rPr>
+        <w:t>User.find().select('name role')</w:t>
+      </w:r>
+      <w:r>
+        <w:rPr/>
+        <w:t>.</w:t>
+      </w:r>
+    </w:p>
+    <w:p>
+      <w:r>
+        <w:rPr/>
+      </w:r>
+      <w:r>
+        <w:rPr>
+          <w:b/>
+        </w:rPr>
+        <w:t>Say it like this:</w:t>
+      </w:r>
+      <w:r>
+        <w:rPr/>
+        <w:t xml:space="preserve"> "I only fetch fields I need, and sensitive fields are excluded at the schema level."</w:t>
+      </w:r>
+    </w:p>
+    <w:p>
+      <w:pPr>
+        <w:pBdr>
+          <w:bottom w:val="single" w:sz="6" w:space="1" w:color="BFC7D5"/>
+        </w:pBdr>
+      </w:pPr>
+    </w:p>
+    <w:p>
+      <w:pPr>
+        <w:keepNext/>
+        <w:spacing w:before="200"/>
+      </w:pPr>
+      <w:r>
+        <w:rPr>
+          <w:color w:val="1F3A5F"/>
+          <w:sz w:val="24"/>
+        </w:rPr>
+      </w:r>
+      <w:r>
+        <w:rPr>
+          <w:b/>
+          <w:color w:val="1F3A5F"/>
+          <w:sz w:val="24"/>
+        </w:rPr>
+        <w:t xml:space="preserve">Q20. What are update operators like </w:t>
+      </w:r>
+      <w:r>
+        <w:rPr>
+          <w:rFonts w:ascii="Courier New" w:hAnsi="Courier New"/>
+          <w:b/>
+          <w:color w:val="1F3A5F"/>
+          <w:sz w:val="24"/>
+        </w:rPr>
+        <w:t>$inc</w:t>
+      </w:r>
+      <w:r>
+        <w:rPr>
+          <w:b/>
+          <w:color w:val="1F3A5F"/>
+          <w:sz w:val="24"/>
+        </w:rPr>
+        <w:t xml:space="preserve">, </w:t>
+      </w:r>
+      <w:r>
+        <w:rPr>
+          <w:rFonts w:ascii="Courier New" w:hAnsi="Courier New"/>
+          <w:b/>
+          <w:color w:val="1F3A5F"/>
+          <w:sz w:val="24"/>
+        </w:rPr>
+        <w:t>$push</w:t>
+      </w:r>
+      <w:r>
+        <w:rPr>
+          <w:b/>
+          <w:color w:val="1F3A5F"/>
+          <w:sz w:val="24"/>
+        </w:rPr>
+        <w:t xml:space="preserve"> and </w:t>
+      </w:r>
+      <w:r>
+        <w:rPr>
+          <w:rFonts w:ascii="Courier New" w:hAnsi="Courier New"/>
+          <w:b/>
+          <w:color w:val="1F3A5F"/>
+          <w:sz w:val="24"/>
+        </w:rPr>
+        <w:t>$addToSet</w:t>
+      </w:r>
+      <w:r>
+        <w:rPr>
+          <w:b/>
+          <w:color w:val="1F3A5F"/>
+          <w:sz w:val="24"/>
+        </w:rPr>
+        <w:t>?</w:t>
+      </w:r>
+      <w:r>
+        <w:rPr>
+          <w:color w:val="1F3A5F"/>
+          <w:sz w:val="24"/>
+        </w:rPr>
+      </w:r>
+    </w:p>
+    <w:p>
+      <w:r>
+        <w:rPr/>
+      </w:r>
+      <w:r>
+        <w:rPr>
+          <w:b/>
+        </w:rPr>
+        <w:t>Short answer:</w:t>
+      </w:r>
+      <w:r>
+        <w:rPr/>
+        <w:t xml:space="preserve"> </w:t>
+      </w:r>
+      <w:r>
+        <w:rPr>
+          <w:rFonts w:ascii="Courier New" w:hAnsi="Courier New"/>
+          <w:color w:val="B42318"/>
+          <w:sz w:val="20"/>
+        </w:rPr>
+        <w:t>$inc</w:t>
+      </w:r>
+      <w:r>
+        <w:rPr/>
+        <w:t xml:space="preserve"> adds to a number, </w:t>
+      </w:r>
+      <w:r>
+        <w:rPr>
+          <w:rFonts w:ascii="Courier New" w:hAnsi="Courier New"/>
+          <w:color w:val="B42318"/>
+          <w:sz w:val="20"/>
+        </w:rPr>
+        <w:t>$push</w:t>
+      </w:r>
+      <w:r>
+        <w:rPr/>
+        <w:t xml:space="preserve"> appends to an array, </w:t>
+      </w:r>
+      <w:r>
+        <w:rPr>
+          <w:rFonts w:ascii="Courier New" w:hAnsi="Courier New"/>
+          <w:color w:val="B42318"/>
+          <w:sz w:val="20"/>
+        </w:rPr>
+        <w:t>$addToSet</w:t>
+      </w:r>
+      <w:r>
+        <w:rPr/>
+        <w:t xml:space="preserve"> appends only if not present, </w:t>
+      </w:r>
+      <w:r>
+        <w:rPr>
+          <w:rFonts w:ascii="Courier New" w:hAnsi="Courier New"/>
+          <w:color w:val="B42318"/>
+          <w:sz w:val="20"/>
+        </w:rPr>
+        <w:t>$pull</w:t>
+      </w:r>
+      <w:r>
+        <w:rPr/>
+        <w:t xml:space="preserve"> removes matching items.</w:t>
+      </w:r>
+    </w:p>
+    <w:p>
+      <w:r>
+        <w:rPr/>
+      </w:r>
+      <w:r>
+        <w:rPr>
+          <w:b/>
+        </w:rPr>
+        <w:t>Explanation:</w:t>
+      </w:r>
+      <w:r>
+        <w:rPr/>
+        <w:t xml:space="preserve"> They're atomic on a single document.</w:t>
+      </w:r>
+    </w:p>
+    <w:p>
+      <w:r>
+        <w:rPr/>
+      </w:r>
+      <w:r>
+        <w:rPr>
+          <w:b/>
+        </w:rPr>
+        <w:t>Example:</w:t>
+      </w:r>
+      <w:r>
+        <w:rPr/>
+        <w:t xml:space="preserve"> </w:t>
+      </w:r>
+      <w:r>
+        <w:rPr>
+          <w:rFonts w:ascii="Courier New" w:hAnsi="Courier New"/>
+          <w:color w:val="B42318"/>
+          <w:sz w:val="20"/>
+        </w:rPr>
+        <w:t>updateOne({ _id: quizId }, { $inc: { attempts: 1 } })</w:t>
+      </w:r>
+      <w:r>
+        <w:rPr/>
+        <w:t>.</w:t>
+      </w:r>
+    </w:p>
+    <w:p>
+      <w:r>
+        <w:rPr/>
+      </w:r>
+      <w:r>
+        <w:rPr>
+          <w:b/>
+        </w:rPr>
+        <w:t>Say it like this:</w:t>
+      </w:r>
+      <w:r>
+        <w:rPr/>
+        <w:t xml:space="preserve"> "Atomic operators let concurrent updates work safely without read-modify-write races."</w:t>
+      </w:r>
+    </w:p>
+    <w:p>
+      <w:pPr>
+        <w:pBdr>
+          <w:bottom w:val="single" w:sz="6" w:space="1" w:color="BFC7D5"/>
+        </w:pBdr>
+      </w:pPr>
+    </w:p>
+    <w:p>
+      <w:pPr>
+        <w:keepNext/>
+        <w:spacing w:before="200"/>
+      </w:pPr>
+      <w:r>
+        <w:rPr>
+          <w:color w:val="1F3A5F"/>
+          <w:sz w:val="24"/>
+        </w:rPr>
+      </w:r>
+      <w:r>
+        <w:rPr>
+          <w:b/>
+          <w:color w:val="1F3A5F"/>
+          <w:sz w:val="24"/>
+        </w:rPr>
+        <w:t>Q21. How does Mongoose validation work?</w:t>
+      </w:r>
+      <w:r>
+        <w:rPr>
+          <w:color w:val="1F3A5F"/>
+          <w:sz w:val="24"/>
+        </w:rPr>
+      </w:r>
+    </w:p>
+    <w:p>
+      <w:r>
+        <w:rPr/>
+      </w:r>
+      <w:r>
+        <w:rPr>
+          <w:b/>
+        </w:rPr>
+        <w:t>Short answer:</w:t>
+      </w:r>
+      <w:r>
+        <w:rPr/>
+        <w:t xml:space="preserve"> Schema types and validators (</w:t>
+      </w:r>
+      <w:r>
+        <w:rPr>
+          <w:rFonts w:ascii="Courier New" w:hAnsi="Courier New"/>
+          <w:color w:val="B42318"/>
+          <w:sz w:val="20"/>
+        </w:rPr>
+        <w:t>required</w:t>
+      </w:r>
+      <w:r>
+        <w:rPr/>
+        <w:t xml:space="preserve">, </w:t>
+      </w:r>
+      <w:r>
+        <w:rPr>
+          <w:rFonts w:ascii="Courier New" w:hAnsi="Courier New"/>
+          <w:color w:val="B42318"/>
+          <w:sz w:val="20"/>
+        </w:rPr>
+        <w:t>min</w:t>
+      </w:r>
+      <w:r>
+        <w:rPr/>
+        <w:t xml:space="preserve">, </w:t>
+      </w:r>
+      <w:r>
+        <w:rPr>
+          <w:rFonts w:ascii="Courier New" w:hAnsi="Courier New"/>
+          <w:color w:val="B42318"/>
+          <w:sz w:val="20"/>
+        </w:rPr>
+        <w:t>enum</w:t>
+      </w:r>
+      <w:r>
+        <w:rPr/>
+        <w:t xml:space="preserve">, custom) run on save and, with </w:t>
+      </w:r>
+      <w:r>
+        <w:rPr>
+          <w:rFonts w:ascii="Courier New" w:hAnsi="Courier New"/>
+          <w:color w:val="B42318"/>
+          <w:sz w:val="20"/>
+        </w:rPr>
+        <w:t>runValidators: true</w:t>
+      </w:r>
+      <w:r>
+        <w:rPr/>
+        <w:t>, on updates.</w:t>
+      </w:r>
+    </w:p>
+    <w:p>
+      <w:r>
+        <w:rPr/>
+      </w:r>
+      <w:r>
+        <w:rPr>
+          <w:b/>
+        </w:rPr>
+        <w:t>Explanation:</w:t>
+      </w:r>
+      <w:r>
+        <w:rPr/>
+        <w:t xml:space="preserve"> Update validators are off by default for </w:t>
+      </w:r>
+      <w:r>
+        <w:rPr>
+          <w:rFonts w:ascii="Courier New" w:hAnsi="Courier New"/>
+          <w:color w:val="B42318"/>
+          <w:sz w:val="20"/>
+        </w:rPr>
+        <w:t>updateOne</w:t>
+      </w:r>
+      <w:r>
+        <w:rPr/>
+        <w:t>.</w:t>
+      </w:r>
+    </w:p>
+    <w:p>
+      <w:r>
+        <w:rPr/>
+      </w:r>
+      <w:r>
+        <w:rPr>
+          <w:b/>
+        </w:rPr>
+        <w:t>Example:</w:t>
+      </w:r>
+      <w:r>
+        <w:rPr/>
+        <w:t xml:space="preserve"> </w:t>
+      </w:r>
+      <w:r>
+        <w:rPr>
+          <w:rFonts w:ascii="Courier New" w:hAnsi="Courier New"/>
+          <w:color w:val="B42318"/>
+          <w:sz w:val="20"/>
+        </w:rPr>
+        <w:t>Donation.updateOne(filter, update, { runValidators: true })</w:t>
+      </w:r>
+      <w:r>
+        <w:rPr/>
+        <w:t>.</w:t>
+      </w:r>
+    </w:p>
+    <w:p>
+      <w:r>
+        <w:rPr/>
+      </w:r>
+      <w:r>
+        <w:rPr>
+          <w:b/>
+        </w:rPr>
+        <w:t>Say it like this:</w:t>
+      </w:r>
+      <w:r>
+        <w:rPr/>
+        <w:t xml:space="preserve"> "Mongoose validates on save by default, but updates need runValidators, which is an easy thing to miss."</w:t>
+      </w:r>
+    </w:p>
+    <w:p>
+      <w:pPr>
+        <w:pBdr>
+          <w:bottom w:val="single" w:sz="6" w:space="1" w:color="BFC7D5"/>
+        </w:pBdr>
+      </w:pPr>
+    </w:p>
+    <w:p>
+      <w:pPr>
+        <w:pStyle w:val="Heading2"/>
+        <w:pBdr>
+          <w:bottom w:val="single" w:sz="6" w:space="1" w:color="BFC7D5"/>
+        </w:pBdr>
+      </w:pPr>
+      <w:r>
+        <w:rPr/>
+        <w:t>🟡 More Intermediate</w:t>
+      </w:r>
+    </w:p>
+    <w:p>
+      <w:pPr>
+        <w:keepNext/>
+        <w:spacing w:before="200"/>
+      </w:pPr>
+      <w:r>
+        <w:rPr>
+          <w:color w:val="1F3A5F"/>
+          <w:sz w:val="24"/>
+        </w:rPr>
+      </w:r>
+      <w:r>
+        <w:rPr>
+          <w:b/>
+          <w:color w:val="1F3A5F"/>
+          <w:sz w:val="24"/>
+        </w:rPr>
+        <w:t>Q22. What are Mongoose middleware (hooks)?</w:t>
+      </w:r>
+      <w:r>
+        <w:rPr>
+          <w:color w:val="1F3A5F"/>
+          <w:sz w:val="24"/>
+        </w:rPr>
+      </w:r>
+    </w:p>
+    <w:p>
+      <w:r>
+        <w:rPr/>
+      </w:r>
+      <w:r>
+        <w:rPr>
+          <w:b/>
+        </w:rPr>
+        <w:t>Short answer:</w:t>
+      </w:r>
+      <w:r>
+        <w:rPr/>
+        <w:t xml:space="preserve"> Functions that run before or after operations (</w:t>
+      </w:r>
+      <w:r>
+        <w:rPr>
+          <w:rFonts w:ascii="Courier New" w:hAnsi="Courier New"/>
+          <w:color w:val="B42318"/>
+          <w:sz w:val="20"/>
+        </w:rPr>
+        <w:t>pre('save')</w:t>
+      </w:r>
+      <w:r>
+        <w:rPr/>
+        <w:t xml:space="preserve">, </w:t>
+      </w:r>
+      <w:r>
+        <w:rPr>
+          <w:rFonts w:ascii="Courier New" w:hAnsi="Courier New"/>
+          <w:color w:val="B42318"/>
+          <w:sz w:val="20"/>
+        </w:rPr>
+        <w:t>post('find')</w:t>
+      </w:r>
+      <w:r>
+        <w:rPr/>
+        <w:t>), for hashing passwords, timestamps or audit logs.</w:t>
+      </w:r>
+    </w:p>
+    <w:p>
+      <w:r>
+        <w:rPr/>
+      </w:r>
+      <w:r>
+        <w:rPr>
+          <w:b/>
+        </w:rPr>
+        <w:t>Explanation:</w:t>
+      </w:r>
+      <w:r>
+        <w:rPr/>
+        <w:t xml:space="preserve"> Query middleware and document middleware behave differently; </w:t>
+      </w:r>
+      <w:r>
+        <w:rPr>
+          <w:rFonts w:ascii="Courier New" w:hAnsi="Courier New"/>
+          <w:color w:val="B42318"/>
+          <w:sz w:val="20"/>
+        </w:rPr>
+        <w:t>updateOne</w:t>
+      </w:r>
+      <w:r>
+        <w:rPr/>
+        <w:t xml:space="preserve"> doesn't trigger </w:t>
+      </w:r>
+      <w:r>
+        <w:rPr>
+          <w:rFonts w:ascii="Courier New" w:hAnsi="Courier New"/>
+          <w:color w:val="B42318"/>
+          <w:sz w:val="20"/>
+        </w:rPr>
+        <w:t>save</w:t>
+      </w:r>
+      <w:r>
+        <w:rPr/>
+        <w:t xml:space="preserve"> hooks.</w:t>
+      </w:r>
+    </w:p>
+    <w:p>
+      <w:r>
+        <w:rPr/>
+      </w:r>
+      <w:r>
+        <w:rPr>
+          <w:b/>
+        </w:rPr>
+        <w:t>Example:</w:t>
+      </w:r>
+      <w:r>
+        <w:rPr/>
+        <w:t xml:space="preserve"> </w:t>
+      </w:r>
+      <w:r>
+        <w:rPr>
+          <w:rFonts w:ascii="Courier New" w:hAnsi="Courier New"/>
+          <w:color w:val="B42318"/>
+          <w:sz w:val="20"/>
+        </w:rPr>
+        <w:t>userSchema.pre('save', async function () { if (this.isModified('password')) this.password = await hash(this.password); })</w:t>
+      </w:r>
+      <w:r>
+        <w:rPr/>
+        <w:t>.</w:t>
+      </w:r>
+    </w:p>
+    <w:p>
+      <w:r>
+        <w:rPr/>
+      </w:r>
+      <w:r>
+        <w:rPr>
+          <w:b/>
+        </w:rPr>
+        <w:t>Say it like this:</w:t>
+      </w:r>
+      <w:r>
+        <w:rPr/>
+        <w:t xml:space="preserve"> "Hooks are handy for things like hashing passwords, but I remember that bulk updates skip document hooks."</w:t>
+      </w:r>
+    </w:p>
+    <w:p>
+      <w:pPr>
+        <w:pBdr>
+          <w:bottom w:val="single" w:sz="6" w:space="1" w:color="BFC7D5"/>
+        </w:pBdr>
+      </w:pPr>
+    </w:p>
+    <w:p>
+      <w:pPr>
+        <w:keepNext/>
+        <w:spacing w:before="200"/>
+      </w:pPr>
+      <w:r>
+        <w:rPr>
+          <w:color w:val="1F3A5F"/>
+          <w:sz w:val="24"/>
+        </w:rPr>
+      </w:r>
+      <w:r>
+        <w:rPr>
+          <w:b/>
+          <w:color w:val="1F3A5F"/>
+          <w:sz w:val="24"/>
+        </w:rPr>
+        <w:t xml:space="preserve">Q23. What does </w:t>
+      </w:r>
+      <w:r>
+        <w:rPr>
+          <w:rFonts w:ascii="Courier New" w:hAnsi="Courier New"/>
+          <w:b/>
+          <w:color w:val="1F3A5F"/>
+          <w:sz w:val="24"/>
+        </w:rPr>
+        <w:t>populate</w:t>
+      </w:r>
+      <w:r>
+        <w:rPr>
+          <w:b/>
+          <w:color w:val="1F3A5F"/>
+          <w:sz w:val="24"/>
+        </w:rPr>
+        <w:t xml:space="preserve"> do, and what's the cost?</w:t>
+      </w:r>
+      <w:r>
+        <w:rPr>
+          <w:color w:val="1F3A5F"/>
+          <w:sz w:val="24"/>
+        </w:rPr>
+      </w:r>
+    </w:p>
+    <w:p>
+      <w:r>
+        <w:rPr/>
+      </w:r>
+      <w:r>
+        <w:rPr>
+          <w:b/>
+        </w:rPr>
+        <w:t>Short answer:</w:t>
+      </w:r>
+      <w:r>
+        <w:rPr/>
+        <w:t xml:space="preserve"> Replaces referenced IDs with the referenced documents, using extra queries.</w:t>
+      </w:r>
+    </w:p>
+    <w:p>
+      <w:r>
+        <w:rPr/>
+      </w:r>
+      <w:r>
+        <w:rPr>
+          <w:b/>
+        </w:rPr>
+        <w:t>Explanation:</w:t>
+      </w:r>
+      <w:r>
+        <w:rPr/>
+        <w:t xml:space="preserve"> Populating large lists or nested levels gets slow; select only needed fields.</w:t>
+      </w:r>
+    </w:p>
+    <w:p>
+      <w:r>
+        <w:rPr/>
+      </w:r>
+      <w:r>
+        <w:rPr>
+          <w:b/>
+        </w:rPr>
+        <w:t>Example:</w:t>
+      </w:r>
+      <w:r>
+        <w:rPr/>
+        <w:t xml:space="preserve"> </w:t>
+      </w:r>
+      <w:r>
+        <w:rPr>
+          <w:rFonts w:ascii="Courier New" w:hAnsi="Courier New"/>
+          <w:color w:val="B42318"/>
+          <w:sz w:val="20"/>
+        </w:rPr>
+        <w:t>Donation.find().populate('donor', 'name bloodGroup')</w:t>
+      </w:r>
+      <w:r>
+        <w:rPr/>
+        <w:t>.</w:t>
+      </w:r>
+    </w:p>
+    <w:p>
+      <w:r>
+        <w:rPr/>
+      </w:r>
+      <w:r>
+        <w:rPr>
+          <w:b/>
+        </w:rPr>
+        <w:t>Say it like this:</w:t>
+      </w:r>
+      <w:r>
+        <w:rPr/>
+        <w:t xml:space="preserve"> "populate is a client-side join, so I limit fields and avoid it on big lists."</w:t>
+      </w:r>
+    </w:p>
+    <w:p>
+      <w:pPr>
+        <w:pBdr>
+          <w:bottom w:val="single" w:sz="6" w:space="1" w:color="BFC7D5"/>
+        </w:pBdr>
+      </w:pPr>
+    </w:p>
+    <w:p>
+      <w:pPr>
+        <w:keepNext/>
+        <w:spacing w:before="200"/>
+      </w:pPr>
+      <w:r>
+        <w:rPr>
+          <w:color w:val="1F3A5F"/>
+          <w:sz w:val="24"/>
+        </w:rPr>
+      </w:r>
+      <w:r>
+        <w:rPr>
+          <w:b/>
+          <w:color w:val="1F3A5F"/>
+          <w:sz w:val="24"/>
+        </w:rPr>
+        <w:t>Q24. What is a TTL index?</w:t>
+      </w:r>
+      <w:r>
+        <w:rPr>
+          <w:color w:val="1F3A5F"/>
+          <w:sz w:val="24"/>
+        </w:rPr>
+      </w:r>
+    </w:p>
+    <w:p>
+      <w:r>
+        <w:rPr/>
+      </w:r>
+      <w:r>
+        <w:rPr>
+          <w:b/>
+        </w:rPr>
+        <w:t>Short answer:</w:t>
+      </w:r>
+      <w:r>
+        <w:rPr/>
+        <w:t xml:space="preserve"> An index on a date field that makes MongoDB delete documents automatically after a time.</w:t>
+      </w:r>
+    </w:p>
+    <w:p>
+      <w:r>
+        <w:rPr/>
+      </w:r>
+      <w:r>
+        <w:rPr>
+          <w:b/>
+        </w:rPr>
+        <w:t>Explanation:</w:t>
+      </w:r>
+      <w:r>
+        <w:rPr/>
+        <w:t xml:space="preserve"> Deletion runs about once a minute, so it's not precise.</w:t>
+      </w:r>
+    </w:p>
+    <w:p>
+      <w:r>
+        <w:rPr/>
+      </w:r>
+      <w:r>
+        <w:rPr>
+          <w:b/>
+        </w:rPr>
+        <w:t>Example:</w:t>
+      </w:r>
+      <w:r>
+        <w:rPr/>
+        <w:t xml:space="preserve"> </w:t>
+      </w:r>
+      <w:r>
+        <w:rPr>
+          <w:rFonts w:ascii="Courier New" w:hAnsi="Courier New"/>
+          <w:color w:val="B42318"/>
+          <w:sz w:val="20"/>
+        </w:rPr>
+        <w:t>db.sessions.createIndex({ createdAt: 1 }, { expireAfterSeconds: 3600 })</w:t>
+      </w:r>
+      <w:r>
+        <w:rPr/>
+        <w:t>.</w:t>
+      </w:r>
+    </w:p>
+    <w:p>
+      <w:r>
+        <w:rPr/>
+      </w:r>
+      <w:r>
+        <w:rPr>
+          <w:b/>
+        </w:rPr>
+        <w:t>Say it like this:</w:t>
+      </w:r>
+      <w:r>
+        <w:rPr/>
+        <w:t xml:space="preserve"> "TTL indexes clean up sessions and temporary data automatically."</w:t>
+      </w:r>
+    </w:p>
+    <w:p>
+      <w:pPr>
+        <w:pBdr>
+          <w:bottom w:val="single" w:sz="6" w:space="1" w:color="BFC7D5"/>
+        </w:pBdr>
+      </w:pPr>
+    </w:p>
+    <w:p>
+      <w:pPr>
+        <w:keepNext/>
+        <w:spacing w:before="200"/>
+      </w:pPr>
+      <w:r>
+        <w:rPr>
+          <w:color w:val="1F3A5F"/>
+          <w:sz w:val="24"/>
+        </w:rPr>
+      </w:r>
+      <w:r>
+        <w:rPr>
+          <w:b/>
+          <w:color w:val="1F3A5F"/>
+          <w:sz w:val="24"/>
+        </w:rPr>
+        <w:t>Q25. How do unique indexes behave with missing fields?</w:t>
+      </w:r>
+      <w:r>
+        <w:rPr>
+          <w:color w:val="1F3A5F"/>
+          <w:sz w:val="24"/>
+        </w:rPr>
+      </w:r>
+    </w:p>
+    <w:p>
+      <w:r>
+        <w:rPr/>
+      </w:r>
+      <w:r>
+        <w:rPr>
+          <w:b/>
+        </w:rPr>
+        <w:t>Short answer:</w:t>
+      </w:r>
+      <w:r>
+        <w:rPr/>
+        <w:t xml:space="preserve"> Documents missing the field are treated as null, so only one can be missing unless you use a partial or sparse index.</w:t>
+      </w:r>
+    </w:p>
+    <w:p>
+      <w:r>
+        <w:rPr/>
+      </w:r>
+      <w:r>
+        <w:rPr>
+          <w:b/>
+        </w:rPr>
+        <w:t>Explanation:</w:t>
+      </w:r>
+      <w:r>
+        <w:rPr/>
+        <w:t xml:space="preserve"> Partial indexes are more flexible than sparse ones.</w:t>
+      </w:r>
+    </w:p>
+    <w:p>
+      <w:r>
+        <w:rPr/>
+      </w:r>
+      <w:r>
+        <w:rPr>
+          <w:b/>
+        </w:rPr>
+        <w:t>Example:</w:t>
+      </w:r>
+      <w:r>
+        <w:rPr/>
+        <w:t xml:space="preserve"> </w:t>
+      </w:r>
+      <w:r>
+        <w:rPr>
+          <w:rFonts w:ascii="Courier New" w:hAnsi="Courier New"/>
+          <w:color w:val="B42318"/>
+          <w:sz w:val="20"/>
+        </w:rPr>
+        <w:t>createIndex({ email: 1 }, { unique: true, partialFilterExpression: { email: { $exists: true } } })</w:t>
+      </w:r>
+      <w:r>
+        <w:rPr/>
+        <w:t>.</w:t>
+      </w:r>
+    </w:p>
+    <w:p>
+      <w:r>
+        <w:rPr/>
+      </w:r>
+      <w:r>
+        <w:rPr>
+          <w:b/>
+        </w:rPr>
+        <w:t>Say it like this:</w:t>
+      </w:r>
+      <w:r>
+        <w:rPr/>
+        <w:t xml:space="preserve"> "Optional unique fields need a partial index, or the second document without that field fails."</w:t>
+      </w:r>
+    </w:p>
+    <w:p>
+      <w:pPr>
+        <w:pBdr>
+          <w:bottom w:val="single" w:sz="6" w:space="1" w:color="BFC7D5"/>
+        </w:pBdr>
+      </w:pPr>
+    </w:p>
+    <w:p>
+      <w:pPr>
+        <w:keepNext/>
+        <w:spacing w:before="200"/>
+      </w:pPr>
+      <w:r>
+        <w:rPr>
+          <w:color w:val="1F3A5F"/>
+          <w:sz w:val="24"/>
+        </w:rPr>
+      </w:r>
+      <w:r>
+        <w:rPr>
+          <w:b/>
+          <w:color w:val="1F3A5F"/>
+          <w:sz w:val="24"/>
+        </w:rPr>
+        <w:t>Q26. How do you model many-to-many relationships?</w:t>
+      </w:r>
+      <w:r>
+        <w:rPr>
+          <w:color w:val="1F3A5F"/>
+          <w:sz w:val="24"/>
+        </w:rPr>
+      </w:r>
+    </w:p>
+    <w:p>
+      <w:r>
+        <w:rPr/>
+      </w:r>
+      <w:r>
+        <w:rPr>
+          <w:b/>
+        </w:rPr>
+        <w:t>Short answer:</w:t>
+      </w:r>
+      <w:r>
+        <w:rPr/>
+        <w:t xml:space="preserve"> Arrays of references on one or both sides for small sets, or a separate linking collection for large or attributed relationships.</w:t>
+      </w:r>
+    </w:p>
+    <w:p>
+      <w:r>
+        <w:rPr/>
+      </w:r>
+      <w:r>
+        <w:rPr>
+          <w:b/>
+        </w:rPr>
+        <w:t>Explanation:</w:t>
+      </w:r>
+      <w:r>
+        <w:rPr/>
+        <w:t xml:space="preserve"> Linking collections can hold extra data (role, joined date).</w:t>
+      </w:r>
+    </w:p>
+    <w:p>
+      <w:r>
+        <w:rPr/>
+      </w:r>
+      <w:r>
+        <w:rPr>
+          <w:b/>
+        </w:rPr>
+        <w:t>Example:</w:t>
+      </w:r>
+      <w:r>
+        <w:rPr/>
+        <w:t xml:space="preserve"> </w:t>
+      </w:r>
+      <w:r>
+        <w:rPr>
+          <w:rFonts w:ascii="Courier New" w:hAnsi="Courier New"/>
+          <w:color w:val="B42318"/>
+          <w:sz w:val="20"/>
+        </w:rPr>
+        <w:t>enrolments { studentId, courseId, enrolledAt }</w:t>
+      </w:r>
+      <w:r>
+        <w:rPr/>
+        <w:t>.</w:t>
+      </w:r>
+    </w:p>
+    <w:p>
+      <w:r>
+        <w:rPr/>
+      </w:r>
+      <w:r>
+        <w:rPr>
+          <w:b/>
+        </w:rPr>
+        <w:t>Say it like this:</w:t>
+      </w:r>
+      <w:r>
+        <w:rPr/>
+        <w:t xml:space="preserve"> "Small, stable sets as arrays of IDs; anything large or with attributes gets a linking collection."</w:t>
+      </w:r>
+    </w:p>
+    <w:p>
+      <w:pPr>
+        <w:pBdr>
+          <w:bottom w:val="single" w:sz="6" w:space="1" w:color="BFC7D5"/>
+        </w:pBdr>
+      </w:pPr>
+    </w:p>
+    <w:p>
+      <w:pPr>
+        <w:keepNext/>
+        <w:spacing w:before="200"/>
+      </w:pPr>
+      <w:r>
+        <w:rPr>
+          <w:color w:val="1F3A5F"/>
+          <w:sz w:val="24"/>
+        </w:rPr>
+      </w:r>
+      <w:r>
+        <w:rPr>
+          <w:b/>
+          <w:color w:val="1F3A5F"/>
+          <w:sz w:val="24"/>
+        </w:rPr>
+        <w:t>Q27. What are common MongoDB schema design patterns?</w:t>
+      </w:r>
+      <w:r>
+        <w:rPr>
+          <w:color w:val="1F3A5F"/>
+          <w:sz w:val="24"/>
+        </w:rPr>
+      </w:r>
+    </w:p>
+    <w:p>
+      <w:r>
+        <w:rPr/>
+      </w:r>
+      <w:r>
+        <w:rPr>
+          <w:b/>
+        </w:rPr>
+        <w:t>Short answer:</w:t>
+      </w:r>
+      <w:r>
+        <w:rPr/>
+        <w:t xml:space="preserve"> Bucket (group time-series data), computed (store precomputed values), subset (embed recent items, reference the rest), extended reference (copy a few fields from a related document), and outlier patterns.</w:t>
+      </w:r>
+    </w:p>
+    <w:p>
+      <w:r>
+        <w:rPr/>
+      </w:r>
+      <w:r>
+        <w:rPr>
+          <w:b/>
+        </w:rPr>
+        <w:t>Explanation:</w:t>
+      </w:r>
+      <w:r>
+        <w:rPr/>
+        <w:t xml:space="preserve"> They trade write complexity for read speed.</w:t>
+      </w:r>
+    </w:p>
+    <w:p>
+      <w:r>
+        <w:rPr/>
+      </w:r>
+      <w:r>
+        <w:rPr>
+          <w:b/>
+        </w:rPr>
+        <w:t>Example:</w:t>
+      </w:r>
+      <w:r>
+        <w:rPr/>
+        <w:t xml:space="preserve"> Embed the 10 most recent donations in the donor; keep full history in </w:t>
+      </w:r>
+      <w:r>
+        <w:rPr>
+          <w:rFonts w:ascii="Courier New" w:hAnsi="Courier New"/>
+          <w:color w:val="B42318"/>
+          <w:sz w:val="20"/>
+        </w:rPr>
+        <w:t>donations</w:t>
+      </w:r>
+      <w:r>
+        <w:rPr/>
+        <w:t>.</w:t>
+      </w:r>
+    </w:p>
+    <w:p>
+      <w:r>
+        <w:rPr/>
+      </w:r>
+      <w:r>
+        <w:rPr>
+          <w:b/>
+        </w:rPr>
+        <w:t>Say it like this:</w:t>
+      </w:r>
+      <w:r>
+        <w:rPr/>
+        <w:t xml:space="preserve"> "Patterns like subset and computed fields shape documents around the screens that read them."</w:t>
+      </w:r>
+    </w:p>
+    <w:p>
+      <w:pPr>
+        <w:pBdr>
+          <w:bottom w:val="single" w:sz="6" w:space="1" w:color="BFC7D5"/>
+        </w:pBdr>
+      </w:pPr>
+    </w:p>
+    <w:p>
+      <w:pPr>
+        <w:keepNext/>
+        <w:spacing w:before="200"/>
+      </w:pPr>
+      <w:r>
+        <w:rPr>
+          <w:color w:val="1F3A5F"/>
+          <w:sz w:val="24"/>
+        </w:rPr>
+      </w:r>
+      <w:r>
+        <w:rPr>
+          <w:b/>
+          <w:color w:val="1F3A5F"/>
+          <w:sz w:val="24"/>
+        </w:rPr>
+        <w:t>Q28. How do you do text search in MongoDB?</w:t>
+      </w:r>
+      <w:r>
+        <w:rPr>
+          <w:color w:val="1F3A5F"/>
+          <w:sz w:val="24"/>
+        </w:rPr>
+      </w:r>
+    </w:p>
+    <w:p>
+      <w:r>
+        <w:rPr/>
+      </w:r>
+      <w:r>
+        <w:rPr>
+          <w:b/>
+        </w:rPr>
+        <w:t>Short answer:</w:t>
+      </w:r>
+      <w:r>
+        <w:rPr/>
+        <w:t xml:space="preserve"> A text index with </w:t>
+      </w:r>
+      <w:r>
+        <w:rPr>
+          <w:rFonts w:ascii="Courier New" w:hAnsi="Courier New"/>
+          <w:color w:val="B42318"/>
+          <w:sz w:val="20"/>
+        </w:rPr>
+        <w:t>$text</w:t>
+      </w:r>
+      <w:r>
+        <w:rPr/>
+        <w:t xml:space="preserve"> queries for basic search, or Atlas Search (Lucene-based) for relevance, fuzzy matching and autocomplete.</w:t>
+      </w:r>
+    </w:p>
+    <w:p>
+      <w:r>
+        <w:rPr/>
+      </w:r>
+      <w:r>
+        <w:rPr>
+          <w:b/>
+        </w:rPr>
+        <w:t>Explanation:</w:t>
+      </w:r>
+      <w:r>
+        <w:rPr/>
+        <w:t xml:space="preserve"> Only one text index per collection.</w:t>
+      </w:r>
+    </w:p>
+    <w:p>
+      <w:r>
+        <w:rPr/>
+      </w:r>
+      <w:r>
+        <w:rPr>
+          <w:b/>
+        </w:rPr>
+        <w:t>Example:</w:t>
+      </w:r>
+      <w:r>
+        <w:rPr/>
+        <w:t xml:space="preserve"> </w:t>
+      </w:r>
+      <w:r>
+        <w:rPr>
+          <w:rFonts w:ascii="Courier New" w:hAnsi="Courier New"/>
+          <w:color w:val="B42318"/>
+          <w:sz w:val="20"/>
+        </w:rPr>
+        <w:t>db.quizzes.createIndex({ title: 'text', description: 'text' })</w:t>
+      </w:r>
+      <w:r>
+        <w:rPr/>
+        <w:t>.</w:t>
+      </w:r>
+    </w:p>
+    <w:p>
+      <w:r>
+        <w:rPr/>
+      </w:r>
+      <w:r>
+        <w:rPr>
+          <w:b/>
+        </w:rPr>
+        <w:t>Say it like this:</w:t>
+      </w:r>
+      <w:r>
+        <w:rPr/>
+        <w:t xml:space="preserve"> "Text indexes cover basic search; anything richer goes to Atlas Search or a dedicated search engine."</w:t>
+      </w:r>
+    </w:p>
+    <w:p>
+      <w:pPr>
+        <w:pBdr>
+          <w:bottom w:val="single" w:sz="6" w:space="1" w:color="BFC7D5"/>
+        </w:pBdr>
+      </w:pPr>
+    </w:p>
+    <w:p>
+      <w:pPr>
+        <w:keepNext/>
+        <w:spacing w:before="200"/>
+      </w:pPr>
+      <w:r>
+        <w:rPr>
+          <w:color w:val="1F3A5F"/>
+          <w:sz w:val="24"/>
+        </w:rPr>
+      </w:r>
+      <w:r>
+        <w:rPr>
+          <w:b/>
+          <w:color w:val="1F3A5F"/>
+          <w:sz w:val="24"/>
+        </w:rPr>
+        <w:t>Q29. What are change streams?</w:t>
+      </w:r>
+      <w:r>
+        <w:rPr>
+          <w:color w:val="1F3A5F"/>
+          <w:sz w:val="24"/>
+        </w:rPr>
+      </w:r>
+    </w:p>
+    <w:p>
+      <w:r>
+        <w:rPr/>
+      </w:r>
+      <w:r>
+        <w:rPr>
+          <w:b/>
+        </w:rPr>
+        <w:t>Short answer:</w:t>
+      </w:r>
+      <w:r>
+        <w:rPr/>
+        <w:t xml:space="preserve"> A real-time feed of inserts, updates and deletes on a collection or database, resumable with a token.</w:t>
+      </w:r>
+    </w:p>
+    <w:p>
+      <w:r>
+        <w:rPr/>
+      </w:r>
+      <w:r>
+        <w:rPr>
+          <w:b/>
+        </w:rPr>
+        <w:t>Explanation:</w:t>
+      </w:r>
+      <w:r>
+        <w:rPr/>
+        <w:t xml:space="preserve"> Useful for syncing to search indexes, caches or notifying clients.</w:t>
+      </w:r>
+    </w:p>
+    <w:p>
+      <w:r>
+        <w:rPr/>
+      </w:r>
+      <w:r>
+        <w:rPr>
+          <w:b/>
+        </w:rPr>
+        <w:t>Example:</w:t>
+      </w:r>
+      <w:r>
+        <w:rPr/>
+        <w:t xml:space="preserve"> Watch </w:t>
+      </w:r>
+      <w:r>
+        <w:rPr>
+          <w:rFonts w:ascii="Courier New" w:hAnsi="Courier New"/>
+          <w:color w:val="B42318"/>
+          <w:sz w:val="20"/>
+        </w:rPr>
+        <w:t>donations</w:t>
+      </w:r>
+      <w:r>
+        <w:rPr/>
+        <w:t xml:space="preserve"> inserts to update a live inventory dashboard.</w:t>
+      </w:r>
+    </w:p>
+    <w:p>
+      <w:r>
+        <w:rPr/>
+      </w:r>
+      <w:r>
+        <w:rPr>
+          <w:b/>
+        </w:rPr>
+        <w:t>Say it like this:</w:t>
+      </w:r>
+      <w:r>
+        <w:rPr/>
+        <w:t xml:space="preserve"> "Change streams turn database writes into events without polling."</w:t>
+      </w:r>
+    </w:p>
+    <w:p>
+      <w:pPr>
+        <w:pBdr>
+          <w:bottom w:val="single" w:sz="6" w:space="1" w:color="BFC7D5"/>
+        </w:pBdr>
+      </w:pPr>
+    </w:p>
+    <w:p>
+      <w:pPr>
+        <w:pStyle w:val="Heading2"/>
+        <w:pBdr>
+          <w:bottom w:val="single" w:sz="6" w:space="1" w:color="BFC7D5"/>
+        </w:pBdr>
+      </w:pPr>
+      <w:r>
+        <w:rPr/>
+        <w:t>🔴 More Advanced</w:t>
+      </w:r>
+    </w:p>
+    <w:p>
+      <w:pPr>
+        <w:keepNext/>
+        <w:spacing w:before="200"/>
+      </w:pPr>
+      <w:r>
+        <w:rPr>
+          <w:color w:val="1F3A5F"/>
+          <w:sz w:val="24"/>
+        </w:rPr>
+      </w:r>
+      <w:r>
+        <w:rPr>
+          <w:b/>
+          <w:color w:val="1F3A5F"/>
+          <w:sz w:val="24"/>
+        </w:rPr>
+        <w:t xml:space="preserve">Q30. How do you choose between </w:t>
+      </w:r>
+      <w:r>
+        <w:rPr>
+          <w:rFonts w:ascii="Courier New" w:hAnsi="Courier New"/>
+          <w:b/>
+          <w:color w:val="1F3A5F"/>
+          <w:sz w:val="24"/>
+        </w:rPr>
+        <w:t>w: 1</w:t>
+      </w:r>
+      <w:r>
+        <w:rPr>
+          <w:b/>
+          <w:color w:val="1F3A5F"/>
+          <w:sz w:val="24"/>
+        </w:rPr>
+        <w:t xml:space="preserve"> and </w:t>
+      </w:r>
+      <w:r>
+        <w:rPr>
+          <w:rFonts w:ascii="Courier New" w:hAnsi="Courier New"/>
+          <w:b/>
+          <w:color w:val="1F3A5F"/>
+          <w:sz w:val="24"/>
+        </w:rPr>
+        <w:t>w: "majority"</w:t>
+      </w:r>
+      <w:r>
+        <w:rPr>
+          <w:b/>
+          <w:color w:val="1F3A5F"/>
+          <w:sz w:val="24"/>
+        </w:rPr>
+        <w:t>?</w:t>
+      </w:r>
+      <w:r>
+        <w:rPr>
+          <w:color w:val="1F3A5F"/>
+          <w:sz w:val="24"/>
+        </w:rPr>
+      </w:r>
+    </w:p>
+    <w:p>
+      <w:r>
+        <w:rPr/>
+      </w:r>
+      <w:r>
+        <w:rPr>
+          <w:b/>
+        </w:rPr>
+        <w:t>Short answer:</w:t>
+      </w:r>
+      <w:r>
+        <w:rPr/>
+        <w:t xml:space="preserve"> </w:t>
+      </w:r>
+      <w:r>
+        <w:rPr>
+          <w:rFonts w:ascii="Courier New" w:hAnsi="Courier New"/>
+          <w:color w:val="B42318"/>
+          <w:sz w:val="20"/>
+        </w:rPr>
+        <w:t>majority</w:t>
+      </w:r>
+      <w:r>
+        <w:rPr/>
+        <w:t xml:space="preserve"> waits until most replicas have the write, so it survives failover; </w:t>
+      </w:r>
+      <w:r>
+        <w:rPr>
+          <w:rFonts w:ascii="Courier New" w:hAnsi="Courier New"/>
+          <w:color w:val="B42318"/>
+          <w:sz w:val="20"/>
+        </w:rPr>
+        <w:t>w: 1</w:t>
+      </w:r>
+      <w:r>
+        <w:rPr/>
+        <w:t xml:space="preserve"> is faster but can roll back on failover.</w:t>
+      </w:r>
+    </w:p>
+    <w:p>
+      <w:r>
+        <w:rPr/>
+      </w:r>
+      <w:r>
+        <w:rPr>
+          <w:b/>
+        </w:rPr>
+        <w:t>Explanation:</w:t>
+      </w:r>
+      <w:r>
+        <w:rPr/>
+        <w:t xml:space="preserve"> Combine </w:t>
+      </w:r>
+      <w:r>
+        <w:rPr>
+          <w:rFonts w:ascii="Courier New" w:hAnsi="Courier New"/>
+          <w:color w:val="B42318"/>
+          <w:sz w:val="20"/>
+        </w:rPr>
+        <w:t>majority</w:t>
+      </w:r>
+      <w:r>
+        <w:rPr/>
+        <w:t xml:space="preserve"> writes with </w:t>
+      </w:r>
+      <w:r>
+        <w:rPr>
+          <w:rFonts w:ascii="Courier New" w:hAnsi="Courier New"/>
+          <w:color w:val="B42318"/>
+          <w:sz w:val="20"/>
+        </w:rPr>
+        <w:t>majority</w:t>
+      </w:r>
+      <w:r>
+        <w:rPr/>
+        <w:t xml:space="preserve"> reads for consistent results.</w:t>
+      </w:r>
+    </w:p>
+    <w:p>
+      <w:r>
+        <w:rPr/>
+      </w:r>
+      <w:r>
+        <w:rPr>
+          <w:b/>
+        </w:rPr>
+        <w:t>Example:</w:t>
+      </w:r>
+      <w:r>
+        <w:rPr/>
+        <w:t xml:space="preserve"> Inventory changes with </w:t>
+      </w:r>
+      <w:r>
+        <w:rPr>
+          <w:rFonts w:ascii="Courier New" w:hAnsi="Courier New"/>
+          <w:color w:val="B42318"/>
+          <w:sz w:val="20"/>
+        </w:rPr>
+        <w:t>majority</w:t>
+      </w:r>
+      <w:r>
+        <w:rPr/>
+        <w:t xml:space="preserve">; page-view counters with </w:t>
+      </w:r>
+      <w:r>
+        <w:rPr>
+          <w:rFonts w:ascii="Courier New" w:hAnsi="Courier New"/>
+          <w:color w:val="B42318"/>
+          <w:sz w:val="20"/>
+        </w:rPr>
+        <w:t>w: 1</w:t>
+      </w:r>
+      <w:r>
+        <w:rPr/>
+        <w:t>.</w:t>
+      </w:r>
+    </w:p>
+    <w:p>
+      <w:r>
+        <w:rPr/>
+      </w:r>
+      <w:r>
+        <w:rPr>
+          <w:b/>
+        </w:rPr>
+        <w:t>Say it like this:</w:t>
+      </w:r>
+      <w:r>
+        <w:rPr/>
+        <w:t xml:space="preserve"> "Important data waits for a majority; low-value data can trade durability for speed."</w:t>
+      </w:r>
+    </w:p>
+    <w:p>
+      <w:pPr>
+        <w:pBdr>
+          <w:bottom w:val="single" w:sz="6" w:space="1" w:color="BFC7D5"/>
+        </w:pBdr>
+      </w:pPr>
+    </w:p>
+    <w:p>
+      <w:pPr>
+        <w:keepNext/>
+        <w:spacing w:before="200"/>
+      </w:pPr>
+      <w:r>
+        <w:rPr>
+          <w:color w:val="1F3A5F"/>
+          <w:sz w:val="24"/>
+        </w:rPr>
+      </w:r>
+      <w:r>
+        <w:rPr>
+          <w:b/>
+          <w:color w:val="1F3A5F"/>
+          <w:sz w:val="24"/>
+        </w:rPr>
+        <w:t>Q31. What is the working set, and why does it matter?</w:t>
+      </w:r>
+      <w:r>
+        <w:rPr>
+          <w:color w:val="1F3A5F"/>
+          <w:sz w:val="24"/>
+        </w:rPr>
+      </w:r>
+    </w:p>
+    <w:p>
+      <w:r>
+        <w:rPr/>
+      </w:r>
+      <w:r>
+        <w:rPr>
+          <w:b/>
+        </w:rPr>
+        <w:t>Short answer:</w:t>
+      </w:r>
+      <w:r>
+        <w:rPr/>
+        <w:t xml:space="preserve"> The data and indexes accessed frequently; if it doesn't fit in RAM, performance drops sharply due to disk reads.</w:t>
+      </w:r>
+    </w:p>
+    <w:p>
+      <w:r>
+        <w:rPr/>
+      </w:r>
+      <w:r>
+        <w:rPr>
+          <w:b/>
+        </w:rPr>
+        <w:t>Explanation:</w:t>
+      </w:r>
+      <w:r>
+        <w:rPr/>
+        <w:t xml:space="preserve"> Monitor cache usage and page faults.</w:t>
+      </w:r>
+    </w:p>
+    <w:p>
+      <w:r>
+        <w:rPr/>
+      </w:r>
+      <w:r>
+        <w:rPr>
+          <w:b/>
+        </w:rPr>
+        <w:t>Example:</w:t>
+      </w:r>
+      <w:r>
+        <w:rPr/>
+        <w:t xml:space="preserve"> Archiving old attempts to another collection brought the working set back into memory.</w:t>
+      </w:r>
+    </w:p>
+    <w:p>
+      <w:r>
+        <w:rPr/>
+      </w:r>
+      <w:r>
+        <w:rPr>
+          <w:b/>
+        </w:rPr>
+        <w:t>Say it like this:</w:t>
+      </w:r>
+      <w:r>
+        <w:rPr/>
+        <w:t xml:space="preserve"> "Mongo is fast when hot data and indexes fit in memory, so I size and archive with that in mind."</w:t>
+      </w:r>
+    </w:p>
+    <w:p>
+      <w:pPr>
+        <w:pBdr>
+          <w:bottom w:val="single" w:sz="6" w:space="1" w:color="BFC7D5"/>
+        </w:pBdr>
+      </w:pPr>
+    </w:p>
+    <w:p>
+      <w:pPr>
+        <w:keepNext/>
+        <w:spacing w:before="200"/>
+      </w:pPr>
+      <w:r>
+        <w:rPr>
+          <w:color w:val="1F3A5F"/>
+          <w:sz w:val="24"/>
+        </w:rPr>
+      </w:r>
+      <w:r>
+        <w:rPr>
+          <w:b/>
+          <w:color w:val="1F3A5F"/>
+          <w:sz w:val="24"/>
+        </w:rPr>
+        <w:t>Q32. How do you migrate from MongoDB to PostgreSQL?</w:t>
+      </w:r>
+      <w:r>
+        <w:rPr>
+          <w:color w:val="1F3A5F"/>
+          <w:sz w:val="24"/>
+        </w:rPr>
+      </w:r>
+    </w:p>
+    <w:p>
+      <w:r>
+        <w:rPr/>
+      </w:r>
+      <w:r>
+        <w:rPr>
+          <w:b/>
+        </w:rPr>
+        <w:t>Short answer:</w:t>
+      </w:r>
+      <w:r>
+        <w:rPr/>
+        <w:t xml:space="preserve"> Model the relational schema, build a migration script with transformations, run a dual-write or change-stream sync, verify counts and samples, then switch reads and writes.</w:t>
+      </w:r>
+    </w:p>
+    <w:p>
+      <w:r>
+        <w:rPr/>
+      </w:r>
+      <w:r>
+        <w:rPr>
+          <w:b/>
+        </w:rPr>
+        <w:t>Explanation:</w:t>
+      </w:r>
+      <w:r>
+        <w:rPr/>
+        <w:t xml:space="preserve"> Do it per collection to limit risk.</w:t>
+      </w:r>
+    </w:p>
+    <w:p>
+      <w:r>
+        <w:rPr/>
+      </w:r>
+      <w:r>
+        <w:rPr>
+          <w:b/>
+        </w:rPr>
+        <w:t>Example:</w:t>
+      </w:r>
+      <w:r>
+        <w:rPr/>
+        <w:t xml:space="preserve"> Inventory moved first because it needed transactions and reporting.</w:t>
+      </w:r>
+    </w:p>
+    <w:p>
+      <w:r>
+        <w:rPr/>
+      </w:r>
+      <w:r>
+        <w:rPr>
+          <w:b/>
+        </w:rPr>
+        <w:t>Say it like this:</w:t>
+      </w:r>
+      <w:r>
+        <w:rPr/>
+        <w:t xml:space="preserve"> "Migrate incrementally with a sync and verification step, starting with the data that benefits most from SQL."</w:t>
+      </w:r>
+    </w:p>
+    <w:p>
+      <w:pPr>
+        <w:pBdr>
+          <w:bottom w:val="single" w:sz="6" w:space="1" w:color="BFC7D5"/>
+        </w:pBdr>
+      </w:pPr>
+    </w:p>
+    <w:p>
+      <w:pPr>
+        <w:keepNext/>
+        <w:spacing w:before="200"/>
+      </w:pPr>
+      <w:r>
+        <w:rPr>
+          <w:color w:val="1F3A5F"/>
+          <w:sz w:val="24"/>
+        </w:rPr>
+      </w:r>
+      <w:r>
+        <w:rPr>
+          <w:b/>
+          <w:color w:val="1F3A5F"/>
+          <w:sz w:val="24"/>
+        </w:rPr>
+        <w:t>Q33. How do you secure MongoDB?</w:t>
+      </w:r>
+      <w:r>
+        <w:rPr>
+          <w:color w:val="1F3A5F"/>
+          <w:sz w:val="24"/>
+        </w:rPr>
+      </w:r>
+    </w:p>
+    <w:p>
+      <w:r>
+        <w:rPr/>
+      </w:r>
+      <w:r>
+        <w:rPr>
+          <w:b/>
+        </w:rPr>
+        <w:t>Short answer:</w:t>
+      </w:r>
+      <w:r>
+        <w:rPr/>
+        <w:t xml:space="preserve"> Authentication on, role-based database users, network isolation, TLS, encryption at rest, no public exposure, and input sanitisation against operator injection.</w:t>
+      </w:r>
+    </w:p>
+    <w:p>
+      <w:r>
+        <w:rPr/>
+      </w:r>
+      <w:r>
+        <w:rPr>
+          <w:b/>
+        </w:rPr>
+        <w:t>Explanation:</w:t>
+      </w:r>
+      <w:r>
+        <w:rPr/>
+        <w:t xml:space="preserve"> Many breaches were open MongoDB instances on the internet.</w:t>
+      </w:r>
+    </w:p>
+    <w:p>
+      <w:r>
+        <w:rPr/>
+      </w:r>
+      <w:r>
+        <w:rPr>
+          <w:b/>
+        </w:rPr>
+        <w:t>Example:</w:t>
+      </w:r>
+      <w:r>
+        <w:rPr/>
+        <w:t xml:space="preserve"> </w:t>
+      </w:r>
+      <w:r>
+        <w:rPr>
+          <w:rFonts w:ascii="Courier New" w:hAnsi="Courier New"/>
+          <w:color w:val="B42318"/>
+          <w:sz w:val="20"/>
+        </w:rPr>
+        <w:t>express-mongo-sanitize</w:t>
+      </w:r>
+      <w:r>
+        <w:rPr/>
+        <w:t xml:space="preserve"> strips </w:t>
+      </w:r>
+      <w:r>
+        <w:rPr>
+          <w:rFonts w:ascii="Courier New" w:hAnsi="Courier New"/>
+          <w:color w:val="B42318"/>
+          <w:sz w:val="20"/>
+        </w:rPr>
+        <w:t>$</w:t>
+      </w:r>
+      <w:r>
+        <w:rPr/>
+        <w:t xml:space="preserve"> keys from request bodies.</w:t>
+      </w:r>
+    </w:p>
+    <w:p>
+      <w:r>
+        <w:rPr/>
+      </w:r>
+      <w:r>
+        <w:rPr>
+          <w:b/>
+        </w:rPr>
+        <w:t>Say it like this:</w:t>
+      </w:r>
+      <w:r>
+        <w:rPr/>
+        <w:t xml:space="preserve"> "Never exposed publicly, always authenticated, and request input is sanitised so users can't inject query operators."</w:t>
+      </w:r>
+    </w:p>
+    <w:p>
+      <w:pPr>
+        <w:pBdr>
+          <w:bottom w:val="single" w:sz="6" w:space="1" w:color="BFC7D5"/>
+        </w:pBdr>
+      </w:pPr>
+    </w:p>
+    <w:p>
+      <w:pPr>
+        <w:pStyle w:val="Heading2"/>
+        <w:pBdr>
+          <w:bottom w:val="single" w:sz="6" w:space="1" w:color="BFC7D5"/>
+        </w:pBdr>
+      </w:pPr>
+      <w:r>
+        <w:rPr/>
+        <w:t>🧩 More Scenarios</w:t>
+      </w:r>
+    </w:p>
+    <w:p>
+      <w:pPr>
+        <w:keepNext/>
+        <w:spacing w:before="200"/>
+      </w:pPr>
+      <w:r>
+        <w:rPr>
+          <w:color w:val="1F3A5F"/>
+          <w:sz w:val="24"/>
+        </w:rPr>
+      </w:r>
+      <w:r>
+        <w:rPr>
+          <w:b/>
+          <w:color w:val="1F3A5F"/>
+          <w:sz w:val="24"/>
+        </w:rPr>
+        <w:t>Q34. Two requests update the same document and one change is lost. How do you fix it?</w:t>
+      </w:r>
+      <w:r>
+        <w:rPr>
+          <w:color w:val="1F3A5F"/>
+          <w:sz w:val="24"/>
+        </w:rPr>
+      </w:r>
+    </w:p>
+    <w:p>
+      <w:r>
+        <w:rPr/>
+      </w:r>
+      <w:r>
+        <w:rPr>
+          <w:b/>
+        </w:rPr>
+        <w:t>Short answer:</w:t>
+      </w:r>
+      <w:r>
+        <w:rPr/>
+        <w:t xml:space="preserve"> Use atomic update operators instead of read-modify-save, or optimistic concurrency with a version field.</w:t>
+      </w:r>
+    </w:p>
+    <w:p>
+      <w:r>
+        <w:rPr/>
+      </w:r>
+      <w:r>
+        <w:rPr>
+          <w:b/>
+        </w:rPr>
+        <w:t>Explanation:</w:t>
+      </w:r>
+      <w:r>
+        <w:rPr/>
+        <w:t xml:space="preserve"> Mongoose has </w:t>
+      </w:r>
+      <w:r>
+        <w:rPr>
+          <w:rFonts w:ascii="Courier New" w:hAnsi="Courier New"/>
+          <w:color w:val="B42318"/>
+          <w:sz w:val="20"/>
+        </w:rPr>
+        <w:t>optimisticConcurrency: true</w:t>
+      </w:r>
+      <w:r>
+        <w:rPr/>
+        <w:t>.</w:t>
+      </w:r>
+    </w:p>
+    <w:p>
+      <w:r>
+        <w:rPr/>
+      </w:r>
+      <w:r>
+        <w:rPr>
+          <w:b/>
+        </w:rPr>
+        <w:t>Example:</w:t>
+      </w:r>
+      <w:r>
+        <w:rPr/>
+        <w:t xml:space="preserve"> </w:t>
+      </w:r>
+      <w:r>
+        <w:rPr>
+          <w:rFonts w:ascii="Courier New" w:hAnsi="Courier New"/>
+          <w:color w:val="B42318"/>
+          <w:sz w:val="20"/>
+        </w:rPr>
+        <w:t>updateOne({ _id, __v: 3 }, { $set: {...}, $inc: { __v: 1 } })</w:t>
+      </w:r>
+      <w:r>
+        <w:rPr/>
+        <w:t xml:space="preserve"> → 0 matched means conflict.</w:t>
+      </w:r>
+    </w:p>
+    <w:p>
+      <w:r>
+        <w:rPr/>
+      </w:r>
+      <w:r>
+        <w:rPr>
+          <w:b/>
+        </w:rPr>
+        <w:t>Say it like this:</w:t>
+      </w:r>
+      <w:r>
+        <w:rPr/>
+        <w:t xml:space="preserve"> "Read-modify-save races; atomic operators or a version check make updates safe."</w:t>
+      </w:r>
+    </w:p>
+    <w:p>
+      <w:pPr>
+        <w:pBdr>
+          <w:bottom w:val="single" w:sz="6" w:space="1" w:color="BFC7D5"/>
+        </w:pBdr>
+      </w:pPr>
+    </w:p>
+    <w:p>
+      <w:pPr>
+        <w:keepNext/>
+        <w:spacing w:before="200"/>
+      </w:pPr>
+      <w:r>
+        <w:rPr>
+          <w:color w:val="1F3A5F"/>
+          <w:sz w:val="24"/>
+        </w:rPr>
+      </w:r>
+      <w:r>
+        <w:rPr>
+          <w:b/>
+          <w:color w:val="1F3A5F"/>
+          <w:sz w:val="24"/>
+        </w:rPr>
+        <w:t>Q35. An aggregation runs out of memory. What do you do?</w:t>
+      </w:r>
+      <w:r>
+        <w:rPr>
+          <w:color w:val="1F3A5F"/>
+          <w:sz w:val="24"/>
+        </w:rPr>
+      </w:r>
+    </w:p>
+    <w:p>
+      <w:r>
+        <w:rPr/>
+      </w:r>
+      <w:r>
+        <w:rPr>
+          <w:b/>
+        </w:rPr>
+        <w:t>Short answer:</w:t>
+      </w:r>
+      <w:r>
+        <w:rPr/>
+        <w:t xml:space="preserve"> Filter earlier with </w:t>
+      </w:r>
+      <w:r>
+        <w:rPr>
+          <w:rFonts w:ascii="Courier New" w:hAnsi="Courier New"/>
+          <w:color w:val="B42318"/>
+          <w:sz w:val="20"/>
+        </w:rPr>
+        <w:t>$match</w:t>
+      </w:r>
+      <w:r>
+        <w:rPr/>
+        <w:t>, project fewer fields, use indexes for the first stages, and allow disk use for large sorts.</w:t>
+      </w:r>
+    </w:p>
+    <w:p>
+      <w:r>
+        <w:rPr/>
+      </w:r>
+      <w:r>
+        <w:rPr>
+          <w:b/>
+        </w:rPr>
+        <w:t>Explanation:</w:t>
+      </w:r>
+      <w:r>
+        <w:rPr/>
+        <w:t xml:space="preserve"> Stages have a 100 MB memory limit without </w:t>
+      </w:r>
+      <w:r>
+        <w:rPr>
+          <w:rFonts w:ascii="Courier New" w:hAnsi="Courier New"/>
+          <w:color w:val="B42318"/>
+          <w:sz w:val="20"/>
+        </w:rPr>
+        <w:t>allowDiskUse</w:t>
+      </w:r>
+      <w:r>
+        <w:rPr/>
+        <w:t>.</w:t>
+      </w:r>
+    </w:p>
+    <w:p>
+      <w:r>
+        <w:rPr/>
+      </w:r>
+      <w:r>
+        <w:rPr>
+          <w:b/>
+        </w:rPr>
+        <w:t>Example:</w:t>
+      </w:r>
+      <w:r>
+        <w:rPr/>
+        <w:t xml:space="preserve"> Moving </w:t>
+      </w:r>
+      <w:r>
+        <w:rPr>
+          <w:rFonts w:ascii="Courier New" w:hAnsi="Courier New"/>
+          <w:color w:val="B42318"/>
+          <w:sz w:val="20"/>
+        </w:rPr>
+        <w:t>$match</w:t>
+      </w:r>
+      <w:r>
+        <w:rPr/>
+        <w:t xml:space="preserve"> before </w:t>
+      </w:r>
+      <w:r>
+        <w:rPr>
+          <w:rFonts w:ascii="Courier New" w:hAnsi="Courier New"/>
+          <w:color w:val="B42318"/>
+          <w:sz w:val="20"/>
+        </w:rPr>
+        <w:t>$lookup</w:t>
+      </w:r>
+      <w:r>
+        <w:rPr/>
+        <w:t xml:space="preserve"> cut processed documents by 95%.</w:t>
+      </w:r>
+    </w:p>
+    <w:p>
+      <w:r>
+        <w:rPr/>
+      </w:r>
+      <w:r>
+        <w:rPr>
+          <w:b/>
+        </w:rPr>
+        <w:t>Say it like this:</w:t>
+      </w:r>
+      <w:r>
+        <w:rPr/>
+        <w:t xml:space="preserve"> "Filter first, then transform. Most heavy pipelines are doing work on documents they later throw away."</w:t>
+      </w:r>
+    </w:p>
+    <w:p>
+      <w:pPr>
+        <w:pBdr>
+          <w:bottom w:val="single" w:sz="6" w:space="1" w:color="BFC7D5"/>
+        </w:pBdr>
+      </w:pPr>
+    </w:p>
+    <w:p>
+      <w:pPr>
+        <w:keepNext/>
+        <w:spacing w:before="200"/>
+      </w:pPr>
+      <w:r>
+        <w:rPr>
+          <w:color w:val="1F3A5F"/>
+          <w:sz w:val="24"/>
+        </w:rPr>
+      </w:r>
+      <w:r>
+        <w:rPr>
+          <w:b/>
+          <w:color w:val="1F3A5F"/>
+          <w:sz w:val="24"/>
+        </w:rPr>
+        <w:t>Q36. Users see each other's data in a multi-tenant MongoDB app. How did it happen, and how do you prevent it?</w:t>
+      </w:r>
+      <w:r>
+        <w:rPr>
+          <w:color w:val="1F3A5F"/>
+          <w:sz w:val="24"/>
+        </w:rPr>
+      </w:r>
+    </w:p>
+    <w:p>
+      <w:r>
+        <w:rPr/>
+      </w:r>
+      <w:r>
+        <w:rPr>
+          <w:b/>
+        </w:rPr>
+        <w:t>Short answer:</w:t>
+      </w:r>
+      <w:r>
+        <w:rPr/>
+        <w:t xml:space="preserve"> A query was missing the tenant filter; prevent it with a repository layer or Mongoose plugin that adds </w:t>
+      </w:r>
+      <w:r>
+        <w:rPr>
+          <w:rFonts w:ascii="Courier New" w:hAnsi="Courier New"/>
+          <w:color w:val="B42318"/>
+          <w:sz w:val="20"/>
+        </w:rPr>
+        <w:t>tenantId</w:t>
+      </w:r>
+      <w:r>
+        <w:rPr/>
+        <w:t xml:space="preserve"> to every query, plus tests.</w:t>
+      </w:r>
+    </w:p>
+    <w:p>
+      <w:r>
+        <w:rPr/>
+      </w:r>
+      <w:r>
+        <w:rPr>
+          <w:b/>
+        </w:rPr>
+        <w:t>Explanation:</w:t>
+      </w:r>
+      <w:r>
+        <w:rPr/>
+        <w:t xml:space="preserve"> Never take tenant IDs from request input.</w:t>
+      </w:r>
+    </w:p>
+    <w:p>
+      <w:r>
+        <w:rPr/>
+      </w:r>
+      <w:r>
+        <w:rPr>
+          <w:b/>
+        </w:rPr>
+        <w:t>Example:</w:t>
+      </w:r>
+      <w:r>
+        <w:rPr/>
+        <w:t xml:space="preserve"> A Mongoose plugin adds </w:t>
+      </w:r>
+      <w:r>
+        <w:rPr>
+          <w:rFonts w:ascii="Courier New" w:hAnsi="Courier New"/>
+          <w:color w:val="B42318"/>
+          <w:sz w:val="20"/>
+        </w:rPr>
+        <w:t>tenantId</w:t>
+      </w:r>
+      <w:r>
+        <w:rPr/>
+        <w:t xml:space="preserve"> from AsyncLocalStorage to every </w:t>
+      </w:r>
+      <w:r>
+        <w:rPr>
+          <w:rFonts w:ascii="Courier New" w:hAnsi="Courier New"/>
+          <w:color w:val="B42318"/>
+          <w:sz w:val="20"/>
+        </w:rPr>
+        <w:t>find</w:t>
+      </w:r>
+      <w:r>
+        <w:rPr/>
+        <w:t xml:space="preserve"> and </w:t>
+      </w:r>
+      <w:r>
+        <w:rPr>
+          <w:rFonts w:ascii="Courier New" w:hAnsi="Courier New"/>
+          <w:color w:val="B42318"/>
+          <w:sz w:val="20"/>
+        </w:rPr>
+        <w:t>update</w:t>
+      </w:r>
+      <w:r>
+        <w:rPr/>
+        <w:t>.</w:t>
+      </w:r>
+    </w:p>
+    <w:p>
+      <w:r>
+        <w:rPr/>
+      </w:r>
+      <w:r>
+        <w:rPr>
+          <w:b/>
+        </w:rPr>
+        <w:t>Say it like this:</w:t>
+      </w:r>
+      <w:r>
+        <w:rPr/>
+        <w:t xml:space="preserve"> "Tenant filtering must be automatic, not remembered per query, with tests proving isolation."</w:t>
+      </w:r>
+    </w:p>
+    <w:p>
+      <w:pPr>
+        <w:pBdr>
+          <w:bottom w:val="single" w:sz="6" w:space="1" w:color="BFC7D5"/>
+        </w:pBdr>
+      </w:pPr>
+    </w:p>
+    <w:p>
+      <w:pPr>
+        <w:pStyle w:val="Heading2"/>
+        <w:pBdr>
+          <w:bottom w:val="single" w:sz="6" w:space="1" w:color="BFC7D5"/>
+        </w:pBdr>
+      </w:pPr>
+      <w:r>
+        <w:rPr/>
+        <w:t>🎯 From Your Resume</w:t>
+      </w:r>
+    </w:p>
+    <w:p>
+      <w:pPr>
+        <w:keepNext/>
+        <w:spacing w:before="200"/>
+      </w:pPr>
+      <w:r>
+        <w:rPr>
+          <w:color w:val="1F3A5F"/>
+          <w:sz w:val="24"/>
+        </w:rPr>
+      </w:r>
+      <w:r>
+        <w:rPr>
+          <w:b/>
+          <w:color w:val="1F3A5F"/>
+          <w:sz w:val="24"/>
+        </w:rPr>
+        <w:t>Q37. "How did you model the Blood Bank data in MongoDB?"</w:t>
+      </w:r>
+      <w:r>
+        <w:rPr>
+          <w:color w:val="1F3A5F"/>
+          <w:sz w:val="24"/>
+        </w:rPr>
+      </w:r>
+    </w:p>
+    <w:p>
+      <w:r>
+        <w:rPr/>
+      </w:r>
+      <w:r>
+        <w:rPr>
+          <w:b/>
+        </w:rPr>
+        <w:t>Short answer:</w:t>
+      </w:r>
+      <w:r>
+        <w:rPr/>
+        <w:t xml:space="preserve"> Separate collections for donors, hospitals, organisations, donations and inventory, with references, because donation history grows without bound.</w:t>
+      </w:r>
+    </w:p>
+    <w:p>
+      <w:r>
+        <w:rPr/>
+      </w:r>
+      <w:r>
+        <w:rPr>
+          <w:b/>
+        </w:rPr>
+        <w:t>Explanation:</w:t>
+      </w:r>
+      <w:r>
+        <w:rPr/>
+        <w:t xml:space="preserve"> Inventory updates used atomic </w:t>
+      </w:r>
+      <w:r>
+        <w:rPr>
+          <w:rFonts w:ascii="Courier New" w:hAnsi="Courier New"/>
+          <w:color w:val="B42318"/>
+          <w:sz w:val="20"/>
+        </w:rPr>
+        <w:t>$inc</w:t>
+      </w:r>
+      <w:r>
+        <w:rPr/>
+        <w:t xml:space="preserve"> with conditions so stock couldn't go negative.</w:t>
+      </w:r>
+    </w:p>
+    <w:p>
+      <w:r>
+        <w:rPr/>
+      </w:r>
+      <w:r>
+        <w:rPr>
+          <w:b/>
+        </w:rPr>
+        <w:t>Example:</w:t>
+      </w:r>
+      <w:r>
+        <w:rPr/>
+        <w:t xml:space="preserve"> </w:t>
+      </w:r>
+      <w:r>
+        <w:rPr>
+          <w:rFonts w:ascii="Courier New" w:hAnsi="Courier New"/>
+          <w:color w:val="B42318"/>
+          <w:sz w:val="20"/>
+        </w:rPr>
+        <w:t>donations: { donorId, organisationId, bloodGroup, units, date }</w:t>
+      </w:r>
+      <w:r>
+        <w:rPr/>
+        <w:t xml:space="preserve"> with an index on </w:t>
+      </w:r>
+      <w:r>
+        <w:rPr>
+          <w:rFonts w:ascii="Courier New" w:hAnsi="Courier New"/>
+          <w:color w:val="B42318"/>
+          <w:sz w:val="20"/>
+        </w:rPr>
+        <w:t>(organisationId, date)</w:t>
+      </w:r>
+      <w:r>
+        <w:rPr/>
+        <w:t>.</w:t>
+      </w:r>
+    </w:p>
+    <w:p>
+      <w:r>
+        <w:rPr/>
+      </w:r>
+      <w:r>
+        <w:rPr>
+          <w:b/>
+        </w:rPr>
+        <w:t>Say it like this:</w:t>
+      </w:r>
+      <w:r>
+        <w:rPr/>
+        <w:t xml:space="preserve"> "Each role had its own collection, donations referenced donors because history grows forever, and inventory changes were atomic increments with a check, so stock couldn't go below zero."</w:t>
+      </w:r>
+    </w:p>
+    <w:p>
+      <w:pPr>
+        <w:pBdr>
+          <w:bottom w:val="single" w:sz="6" w:space="1" w:color="BFC7D5"/>
+        </w:pBdr>
+      </w:pPr>
+    </w:p>
+    <w:p>
+      <w:pPr>
+        <w:keepNext/>
+        <w:spacing w:before="200"/>
+      </w:pPr>
+      <w:r>
+        <w:rPr>
+          <w:color w:val="1F3A5F"/>
+          <w:sz w:val="24"/>
+        </w:rPr>
+      </w:r>
+      <w:r>
+        <w:rPr>
+          <w:b/>
+          <w:color w:val="1F3A5F"/>
+          <w:sz w:val="24"/>
+        </w:rPr>
+        <w:t>Q38. "Would you use MongoDB again for those projects?"</w:t>
       </w:r>
       <w:r>
         <w:rPr>
